--- a/docs/SquidWork_Database_Report.docx
+++ b/docs/SquidWork_Database_Report.docx
@@ -195,7 +195,7 @@
               <w:rPr>
                 <w:rFonts w:cs="Times New Roman"/>
               </w:rPr>
-              <w:t>Thiến</w:t>
+              <w:t>Thiện</w:t>
             </w:r>
             <w:r>
               <w:rPr>
@@ -5619,6 +5619,7 @@
   <w:style w:type="character" w:default="1" w:styleId="DefaultParagraphFont">
     <w:name w:val="Default Paragraph Font"/>
     <w:uiPriority w:val="1"/>
+    <w:semiHidden/>
     <w:unhideWhenUsed/>
   </w:style>
   <w:style w:type="table" w:default="1" w:styleId="TableNormal">
